--- a/Projektdokumentation.docx
+++ b/Projektdokumentation.docx
@@ -3651,6 +3651,7 @@
         </w:numPr>
         <w:rPr>
           <w:rFonts w:asciiTheme="minorHAnsi" w:hAnsiTheme="minorHAnsi"/>
+          <w:color w:val="747474" w:themeColor="background2" w:themeShade="80"/>
           <w:sz w:val="22"/>
         </w:rPr>
       </w:pPr>
@@ -3658,6 +3659,7 @@
         <w:rPr>
           <w:rStyle w:val="Fett"/>
           <w:rFonts w:asciiTheme="minorHAnsi" w:eastAsiaTheme="majorEastAsia" w:hAnsiTheme="minorHAnsi"/>
+          <w:color w:val="747474" w:themeColor="background2" w:themeShade="80"/>
           <w:sz w:val="22"/>
         </w:rPr>
         <w:lastRenderedPageBreak/>
@@ -3673,12 +3675,14 @@
         </w:numPr>
         <w:rPr>
           <w:rFonts w:asciiTheme="minorHAnsi" w:hAnsiTheme="minorHAnsi"/>
+          <w:color w:val="747474" w:themeColor="background2" w:themeShade="80"/>
           <w:sz w:val="22"/>
         </w:rPr>
       </w:pPr>
       <w:r>
         <w:rPr>
           <w:rFonts w:asciiTheme="minorHAnsi" w:hAnsiTheme="minorHAnsi"/>
+          <w:color w:val="747474" w:themeColor="background2" w:themeShade="80"/>
           <w:sz w:val="22"/>
         </w:rPr>
         <w:t xml:space="preserve">Welche Funktionen oder Features werden </w:t>
@@ -3687,6 +3691,7 @@
         <w:rPr>
           <w:rStyle w:val="Fett"/>
           <w:rFonts w:asciiTheme="minorHAnsi" w:eastAsiaTheme="majorEastAsia" w:hAnsiTheme="minorHAnsi"/>
+          <w:color w:val="747474" w:themeColor="background2" w:themeShade="80"/>
           <w:sz w:val="22"/>
         </w:rPr>
         <w:t>nicht</w:t>
@@ -3694,6 +3699,7 @@
       <w:r>
         <w:rPr>
           <w:rFonts w:asciiTheme="minorHAnsi" w:hAnsiTheme="minorHAnsi"/>
+          <w:color w:val="747474" w:themeColor="background2" w:themeShade="80"/>
           <w:sz w:val="22"/>
         </w:rPr>
         <w:t xml:space="preserve"> entwickelt?</w:t>
@@ -3708,12 +3714,14 @@
         </w:numPr>
         <w:rPr>
           <w:rFonts w:asciiTheme="minorHAnsi" w:hAnsiTheme="minorHAnsi"/>
+          <w:color w:val="747474" w:themeColor="background2" w:themeShade="80"/>
           <w:sz w:val="22"/>
         </w:rPr>
       </w:pPr>
       <w:r>
         <w:rPr>
           <w:rFonts w:asciiTheme="minorHAnsi" w:hAnsiTheme="minorHAnsi"/>
+          <w:color w:val="747474" w:themeColor="background2" w:themeShade="80"/>
           <w:sz w:val="22"/>
         </w:rPr>
         <w:t>Beispiel: „Das System enthält keine automatische Zertifikatsverwaltung“ oder „Es wird keine automatische Benachrichtigung bei neuen Fortbildungen implementiert.“</w:t>
@@ -3728,6 +3736,7 @@
         </w:numPr>
         <w:rPr>
           <w:rFonts w:asciiTheme="minorHAnsi" w:hAnsiTheme="minorHAnsi"/>
+          <w:color w:val="747474" w:themeColor="background2" w:themeShade="80"/>
           <w:sz w:val="22"/>
         </w:rPr>
       </w:pPr>
@@ -3735,6 +3744,7 @@
         <w:rPr>
           <w:rStyle w:val="Fett"/>
           <w:rFonts w:asciiTheme="minorHAnsi" w:eastAsiaTheme="majorEastAsia" w:hAnsiTheme="minorHAnsi"/>
+          <w:color w:val="747474" w:themeColor="background2" w:themeShade="80"/>
           <w:sz w:val="22"/>
         </w:rPr>
         <w:t>Technische Abgrenzung</w:t>
@@ -3749,12 +3759,14 @@
         </w:numPr>
         <w:rPr>
           <w:rFonts w:asciiTheme="minorHAnsi" w:hAnsiTheme="minorHAnsi"/>
+          <w:color w:val="747474" w:themeColor="background2" w:themeShade="80"/>
           <w:sz w:val="22"/>
         </w:rPr>
       </w:pPr>
       <w:r>
         <w:rPr>
           <w:rFonts w:asciiTheme="minorHAnsi" w:hAnsiTheme="minorHAnsi"/>
+          <w:color w:val="747474" w:themeColor="background2" w:themeShade="80"/>
           <w:sz w:val="22"/>
         </w:rPr>
         <w:t>Welche technischen Systeme oder Schnittstellen werden nicht angebunden?</w:t>
@@ -3769,12 +3781,14 @@
         </w:numPr>
         <w:rPr>
           <w:rFonts w:asciiTheme="minorHAnsi" w:hAnsiTheme="minorHAnsi"/>
+          <w:color w:val="747474" w:themeColor="background2" w:themeShade="80"/>
           <w:sz w:val="22"/>
         </w:rPr>
       </w:pPr>
       <w:r>
         <w:rPr>
           <w:rFonts w:asciiTheme="minorHAnsi" w:hAnsiTheme="minorHAnsi"/>
+          <w:color w:val="747474" w:themeColor="background2" w:themeShade="80"/>
           <w:sz w:val="22"/>
         </w:rPr>
         <w:t>Beispiel: „Es gibt keine Anbindung an das Schulverwaltungssystem“ oder „Die Software läuft ausschließlich webbasiert, keine mobile App.“</w:t>
@@ -3789,6 +3803,7 @@
         </w:numPr>
         <w:rPr>
           <w:rFonts w:asciiTheme="minorHAnsi" w:hAnsiTheme="minorHAnsi"/>
+          <w:color w:val="747474" w:themeColor="background2" w:themeShade="80"/>
           <w:sz w:val="22"/>
         </w:rPr>
       </w:pPr>
@@ -3796,6 +3811,7 @@
         <w:rPr>
           <w:rStyle w:val="Fett"/>
           <w:rFonts w:asciiTheme="minorHAnsi" w:eastAsiaTheme="majorEastAsia" w:hAnsiTheme="minorHAnsi"/>
+          <w:color w:val="747474" w:themeColor="background2" w:themeShade="80"/>
           <w:sz w:val="22"/>
         </w:rPr>
         <w:t>Zeitliche Abgrenzung</w:t>
@@ -3810,12 +3826,14 @@
         </w:numPr>
         <w:rPr>
           <w:rFonts w:asciiTheme="minorHAnsi" w:hAnsiTheme="minorHAnsi"/>
+          <w:color w:val="747474" w:themeColor="background2" w:themeShade="80"/>
           <w:sz w:val="22"/>
         </w:rPr>
       </w:pPr>
       <w:r>
         <w:rPr>
           <w:rFonts w:asciiTheme="minorHAnsi" w:hAnsiTheme="minorHAnsi"/>
+          <w:color w:val="747474" w:themeColor="background2" w:themeShade="80"/>
           <w:sz w:val="22"/>
         </w:rPr>
         <w:t>Gibt es zeitliche Beschränkungen? Was wird nicht in der Projektlaufzeit umgesetzt?</w:t>
@@ -3830,12 +3848,14 @@
         </w:numPr>
         <w:rPr>
           <w:rFonts w:asciiTheme="minorHAnsi" w:hAnsiTheme="minorHAnsi"/>
+          <w:color w:val="747474" w:themeColor="background2" w:themeShade="80"/>
           <w:sz w:val="22"/>
         </w:rPr>
       </w:pPr>
       <w:r>
         <w:rPr>
           <w:rFonts w:asciiTheme="minorHAnsi" w:hAnsiTheme="minorHAnsi"/>
+          <w:color w:val="747474" w:themeColor="background2" w:themeShade="80"/>
           <w:sz w:val="22"/>
         </w:rPr>
         <w:t>Beispiel: „Erweiterungen für weitere Standorte werden nicht berücksichtigt.“</w:t>
@@ -3850,6 +3870,7 @@
         </w:numPr>
         <w:rPr>
           <w:rFonts w:asciiTheme="minorHAnsi" w:hAnsiTheme="minorHAnsi"/>
+          <w:color w:val="747474" w:themeColor="background2" w:themeShade="80"/>
           <w:sz w:val="22"/>
         </w:rPr>
       </w:pPr>
@@ -3857,6 +3878,7 @@
         <w:rPr>
           <w:rStyle w:val="Fett"/>
           <w:rFonts w:asciiTheme="minorHAnsi" w:eastAsiaTheme="majorEastAsia" w:hAnsiTheme="minorHAnsi"/>
+          <w:color w:val="747474" w:themeColor="background2" w:themeShade="80"/>
           <w:sz w:val="22"/>
         </w:rPr>
         <w:t>Benutzergruppen</w:t>
@@ -3871,12 +3893,14 @@
         </w:numPr>
         <w:rPr>
           <w:rFonts w:asciiTheme="minorHAnsi" w:hAnsiTheme="minorHAnsi"/>
+          <w:color w:val="747474" w:themeColor="background2" w:themeShade="80"/>
           <w:sz w:val="22"/>
         </w:rPr>
       </w:pPr>
       <w:r>
         <w:rPr>
           <w:rFonts w:asciiTheme="minorHAnsi" w:hAnsiTheme="minorHAnsi"/>
+          <w:color w:val="747474" w:themeColor="background2" w:themeShade="80"/>
           <w:sz w:val="22"/>
         </w:rPr>
         <w:t>Für welche Benutzergruppen ist die Software nicht gedacht?</w:t>
@@ -3891,12 +3915,14 @@
         </w:numPr>
         <w:rPr>
           <w:rFonts w:asciiTheme="minorHAnsi" w:hAnsiTheme="minorHAnsi"/>
+          <w:color w:val="747474" w:themeColor="background2" w:themeShade="80"/>
           <w:sz w:val="22"/>
         </w:rPr>
       </w:pPr>
       <w:r>
         <w:rPr>
           <w:rFonts w:asciiTheme="minorHAnsi" w:hAnsiTheme="minorHAnsi"/>
+          <w:color w:val="747474" w:themeColor="background2" w:themeShade="80"/>
           <w:sz w:val="22"/>
         </w:rPr>
         <w:t>Beispiel: „Externe Fortbildungsanbieter sind keine Nutzer des Systems.“</w:t>
@@ -3911,6 +3937,7 @@
         </w:numPr>
         <w:rPr>
           <w:rFonts w:asciiTheme="minorHAnsi" w:hAnsiTheme="minorHAnsi"/>
+          <w:color w:val="747474" w:themeColor="background2" w:themeShade="80"/>
           <w:sz w:val="22"/>
         </w:rPr>
       </w:pPr>
@@ -3918,6 +3945,7 @@
         <w:rPr>
           <w:rStyle w:val="Fett"/>
           <w:rFonts w:asciiTheme="minorHAnsi" w:eastAsiaTheme="majorEastAsia" w:hAnsiTheme="minorHAnsi"/>
+          <w:color w:val="747474" w:themeColor="background2" w:themeShade="80"/>
           <w:sz w:val="22"/>
         </w:rPr>
         <w:t>Qualitäts- oder Leistungsumfang</w:t>
@@ -3932,12 +3960,14 @@
         </w:numPr>
         <w:rPr>
           <w:rFonts w:asciiTheme="minorHAnsi" w:hAnsiTheme="minorHAnsi"/>
+          <w:color w:val="747474" w:themeColor="background2" w:themeShade="80"/>
           <w:sz w:val="22"/>
         </w:rPr>
       </w:pPr>
       <w:r>
         <w:rPr>
           <w:rFonts w:asciiTheme="minorHAnsi" w:hAnsiTheme="minorHAnsi"/>
+          <w:color w:val="747474" w:themeColor="background2" w:themeShade="80"/>
           <w:sz w:val="22"/>
         </w:rPr>
         <w:t>Welche Qualitäts- oder Leistungsanforderungen werden bewusst nicht erfüllt?</w:t>
@@ -3952,12 +3982,14 @@
         </w:numPr>
         <w:rPr>
           <w:rFonts w:asciiTheme="minorHAnsi" w:hAnsiTheme="minorHAnsi"/>
+          <w:color w:val="747474" w:themeColor="background2" w:themeShade="80"/>
           <w:sz w:val="22"/>
         </w:rPr>
       </w:pPr>
       <w:r>
         <w:rPr>
           <w:rFonts w:asciiTheme="minorHAnsi" w:hAnsiTheme="minorHAnsi"/>
+          <w:color w:val="747474" w:themeColor="background2" w:themeShade="80"/>
           <w:sz w:val="22"/>
         </w:rPr>
         <w:t>Beispiel: „Die Software wird keine Offline-Funktionalität bieten.“</w:t>
@@ -3972,6 +4004,7 @@
         </w:numPr>
         <w:rPr>
           <w:rFonts w:asciiTheme="minorHAnsi" w:hAnsiTheme="minorHAnsi"/>
+          <w:color w:val="747474" w:themeColor="background2" w:themeShade="80"/>
           <w:sz w:val="22"/>
         </w:rPr>
       </w:pPr>
@@ -3979,6 +4012,7 @@
         <w:rPr>
           <w:rStyle w:val="Fett"/>
           <w:rFonts w:asciiTheme="minorHAnsi" w:eastAsiaTheme="majorEastAsia" w:hAnsiTheme="minorHAnsi"/>
+          <w:color w:val="747474" w:themeColor="background2" w:themeShade="80"/>
           <w:sz w:val="22"/>
         </w:rPr>
         <w:t>Geografische oder organisatorische Abgrenzung</w:t>
@@ -3993,12 +4027,14 @@
         </w:numPr>
         <w:rPr>
           <w:rFonts w:asciiTheme="minorHAnsi" w:hAnsiTheme="minorHAnsi"/>
+          <w:color w:val="747474" w:themeColor="background2" w:themeShade="80"/>
           <w:sz w:val="22"/>
         </w:rPr>
       </w:pPr>
       <w:r>
         <w:rPr>
           <w:rFonts w:asciiTheme="minorHAnsi" w:hAnsiTheme="minorHAnsi"/>
+          <w:color w:val="747474" w:themeColor="background2" w:themeShade="80"/>
           <w:sz w:val="22"/>
         </w:rPr>
         <w:t>Gilt das Projekt nur für eine bestimmte Schule oder Abteilung? Werden andere ausgeschlossen?</w:t>
@@ -4013,12 +4049,14 @@
         </w:numPr>
         <w:rPr>
           <w:rFonts w:asciiTheme="minorHAnsi" w:hAnsiTheme="minorHAnsi"/>
+          <w:color w:val="747474" w:themeColor="background2" w:themeShade="80"/>
           <w:sz w:val="22"/>
         </w:rPr>
       </w:pPr>
       <w:r>
         <w:rPr>
           <w:rFonts w:asciiTheme="minorHAnsi" w:hAnsiTheme="minorHAnsi"/>
+          <w:color w:val="747474" w:themeColor="background2" w:themeShade="80"/>
           <w:sz w:val="22"/>
         </w:rPr>
         <w:t>Beispiel: „Die Software ist ausschließlich für die Annedore-Leber-Oberschule gedacht, nicht für andere Schulen.“</w:t>
@@ -4033,6 +4071,7 @@
         </w:numPr>
         <w:rPr>
           <w:rFonts w:asciiTheme="minorHAnsi" w:hAnsiTheme="minorHAnsi"/>
+          <w:color w:val="747474" w:themeColor="background2" w:themeShade="80"/>
           <w:sz w:val="22"/>
         </w:rPr>
       </w:pPr>
@@ -4040,6 +4079,7 @@
         <w:rPr>
           <w:rStyle w:val="Fett"/>
           <w:rFonts w:asciiTheme="minorHAnsi" w:eastAsiaTheme="majorEastAsia" w:hAnsiTheme="minorHAnsi"/>
+          <w:color w:val="747474" w:themeColor="background2" w:themeShade="80"/>
           <w:sz w:val="22"/>
         </w:rPr>
         <w:t>Rechtliche und Datenschutzaspekte</w:t>
@@ -4054,12 +4094,14 @@
         </w:numPr>
         <w:rPr>
           <w:rFonts w:asciiTheme="minorHAnsi" w:hAnsiTheme="minorHAnsi"/>
+          <w:color w:val="747474" w:themeColor="background2" w:themeShade="80"/>
           <w:sz w:val="22"/>
         </w:rPr>
       </w:pPr>
       <w:r>
         <w:rPr>
           <w:rFonts w:asciiTheme="minorHAnsi" w:hAnsiTheme="minorHAnsi"/>
+          <w:color w:val="747474" w:themeColor="background2" w:themeShade="80"/>
           <w:sz w:val="22"/>
         </w:rPr>
         <w:t>Gibt es Bereiche, die nicht behandelt werden, etwa Datenschutzprüfungen oder rechtliche Zertifizierungen?</w:t>
@@ -4074,12 +4116,14 @@
         </w:numPr>
         <w:rPr>
           <w:rFonts w:asciiTheme="minorHAnsi" w:hAnsiTheme="minorHAnsi"/>
+          <w:color w:val="747474" w:themeColor="background2" w:themeShade="80"/>
           <w:sz w:val="22"/>
         </w:rPr>
       </w:pPr>
       <w:r>
         <w:rPr>
           <w:rFonts w:asciiTheme="minorHAnsi" w:hAnsiTheme="minorHAnsi"/>
+          <w:color w:val="747474" w:themeColor="background2" w:themeShade="80"/>
           <w:sz w:val="22"/>
         </w:rPr>
         <w:t>Beispiel: „Das Projekt umfasst keine umfassende Datenschutz-Zertifizierung.“</w:t>
@@ -4130,6 +4174,496 @@
         <w:t>In welchem Zeitraum und unter welchen Rahmenbedingungen findet das Projekt statt? Verfeinerung des Zeitplans (Projektkarte)</w:t>
       </w:r>
     </w:p>
+    <w:tbl>
+      <w:tblPr>
+        <w:tblStyle w:val="Gitternetztabelle1hell"/>
+        <w:tblW w:w="9209" w:type="dxa"/>
+        <w:tblLook w:val="04A0" w:firstRow="1" w:lastRow="0" w:firstColumn="1" w:lastColumn="0" w:noHBand="0" w:noVBand="1"/>
+      </w:tblPr>
+      <w:tblGrid>
+        <w:gridCol w:w="2405"/>
+        <w:gridCol w:w="6804"/>
+      </w:tblGrid>
+      <w:tr>
+        <w:trPr>
+          <w:cnfStyle w:val="100000000000" w:firstRow="1" w:lastRow="0" w:firstColumn="0" w:lastColumn="0" w:oddVBand="0" w:evenVBand="0" w:oddHBand="0" w:evenHBand="0" w:firstRowFirstColumn="0" w:firstRowLastColumn="0" w:lastRowFirstColumn="0" w:lastRowLastColumn="0"/>
+        </w:trPr>
+        <w:tc>
+          <w:tcPr>
+            <w:cnfStyle w:val="001000000000" w:firstRow="0" w:lastRow="0" w:firstColumn="1" w:lastColumn="0" w:oddVBand="0" w:evenVBand="0" w:oddHBand="0" w:evenHBand="0" w:firstRowFirstColumn="0" w:firstRowLastColumn="0" w:lastRowFirstColumn="0" w:lastRowLastColumn="0"/>
+            <w:tcW w:w="2405" w:type="dxa"/>
+          </w:tcPr>
+          <w:p>
+            <w:pPr>
+              <w:rPr>
+                <w:color w:val="000000" w:themeColor="text1"/>
+              </w:rPr>
+            </w:pPr>
+            <w:r>
+              <w:rPr>
+                <w:color w:val="000000" w:themeColor="text1"/>
+              </w:rPr>
+              <w:t>Datum</w:t>
+            </w:r>
+            <w:r>
+              <w:rPr>
+                <w:color w:val="000000" w:themeColor="text1"/>
+              </w:rPr>
+              <w:t xml:space="preserve"> (ab</w:t>
+            </w:r>
+            <w:r>
+              <w:rPr>
+                <w:color w:val="000000" w:themeColor="text1"/>
+              </w:rPr>
+              <w:t xml:space="preserve"> dem </w:t>
+            </w:r>
+            <w:r>
+              <w:rPr>
+                <w:color w:val="000000" w:themeColor="text1"/>
+              </w:rPr>
+              <w:t xml:space="preserve">…) </w:t>
+            </w:r>
+          </w:p>
+        </w:tc>
+        <w:tc>
+          <w:tcPr>
+            <w:tcW w:w="6804" w:type="dxa"/>
+          </w:tcPr>
+          <w:p>
+            <w:pPr>
+              <w:cnfStyle w:val="100000000000" w:firstRow="1" w:lastRow="0" w:firstColumn="0" w:lastColumn="0" w:oddVBand="0" w:evenVBand="0" w:oddHBand="0" w:evenHBand="0" w:firstRowFirstColumn="0" w:firstRowLastColumn="0" w:lastRowFirstColumn="0" w:lastRowLastColumn="0"/>
+              <w:rPr>
+                <w:color w:val="000000" w:themeColor="text1"/>
+              </w:rPr>
+            </w:pPr>
+            <w:r>
+              <w:rPr>
+                <w:color w:val="000000" w:themeColor="text1"/>
+              </w:rPr>
+              <w:t>Tätigkeit</w:t>
+            </w:r>
+          </w:p>
+        </w:tc>
+      </w:tr>
+      <w:tr>
+        <w:tc>
+          <w:tcPr>
+            <w:cnfStyle w:val="001000000000" w:firstRow="0" w:lastRow="0" w:firstColumn="1" w:lastColumn="0" w:oddVBand="0" w:evenVBand="0" w:oddHBand="0" w:evenHBand="0" w:firstRowFirstColumn="0" w:firstRowLastColumn="0" w:lastRowFirstColumn="0" w:lastRowLastColumn="0"/>
+            <w:tcW w:w="2405" w:type="dxa"/>
+          </w:tcPr>
+          <w:p>
+            <w:pPr>
+              <w:rPr>
+                <w:color w:val="000000" w:themeColor="text1"/>
+              </w:rPr>
+            </w:pPr>
+            <w:r>
+              <w:rPr>
+                <w:color w:val="000000" w:themeColor="text1"/>
+              </w:rPr>
+              <w:t>09.</w:t>
+            </w:r>
+            <w:r>
+              <w:rPr>
+                <w:color w:val="000000" w:themeColor="text1"/>
+              </w:rPr>
+              <w:t xml:space="preserve"> September </w:t>
+            </w:r>
+            <w:r>
+              <w:rPr>
+                <w:color w:val="000000" w:themeColor="text1"/>
+              </w:rPr>
+              <w:t>2024</w:t>
+            </w:r>
+          </w:p>
+        </w:tc>
+        <w:tc>
+          <w:tcPr>
+            <w:tcW w:w="6804" w:type="dxa"/>
+          </w:tcPr>
+          <w:p>
+            <w:pPr>
+              <w:cnfStyle w:val="000000000000" w:firstRow="0" w:lastRow="0" w:firstColumn="0" w:lastColumn="0" w:oddVBand="0" w:evenVBand="0" w:oddHBand="0" w:evenHBand="0" w:firstRowFirstColumn="0" w:firstRowLastColumn="0" w:lastRowFirstColumn="0" w:lastRowLastColumn="0"/>
+              <w:rPr>
+                <w:color w:val="000000" w:themeColor="text1"/>
+              </w:rPr>
+            </w:pPr>
+            <w:r>
+              <w:rPr>
+                <w:color w:val="000000" w:themeColor="text1"/>
+              </w:rPr>
+              <w:t>Erhalten des Lastenhefts des Projekts</w:t>
+            </w:r>
+          </w:p>
+          <w:p>
+            <w:pPr>
+              <w:cnfStyle w:val="000000000000" w:firstRow="0" w:lastRow="0" w:firstColumn="0" w:lastColumn="0" w:oddVBand="0" w:evenVBand="0" w:oddHBand="0" w:evenHBand="0" w:firstRowFirstColumn="0" w:firstRowLastColumn="0" w:lastRowFirstColumn="0" w:lastRowLastColumn="0"/>
+              <w:rPr>
+                <w:color w:val="000000" w:themeColor="text1"/>
+              </w:rPr>
+            </w:pPr>
+            <w:r>
+              <w:rPr>
+                <w:color w:val="000000" w:themeColor="text1"/>
+              </w:rPr>
+              <w:t>Team wird gebildet</w:t>
+            </w:r>
+          </w:p>
+        </w:tc>
+      </w:tr>
+      <w:tr>
+        <w:tc>
+          <w:tcPr>
+            <w:cnfStyle w:val="001000000000" w:firstRow="0" w:lastRow="0" w:firstColumn="1" w:lastColumn="0" w:oddVBand="0" w:evenVBand="0" w:oddHBand="0" w:evenHBand="0" w:firstRowFirstColumn="0" w:firstRowLastColumn="0" w:lastRowFirstColumn="0" w:lastRowLastColumn="0"/>
+            <w:tcW w:w="2405" w:type="dxa"/>
+          </w:tcPr>
+          <w:p>
+            <w:pPr>
+              <w:rPr>
+                <w:color w:val="000000" w:themeColor="text1"/>
+              </w:rPr>
+            </w:pPr>
+            <w:r>
+              <w:rPr>
+                <w:color w:val="000000" w:themeColor="text1"/>
+              </w:rPr>
+              <w:t>14. Oktober 2024</w:t>
+            </w:r>
+          </w:p>
+        </w:tc>
+        <w:tc>
+          <w:tcPr>
+            <w:tcW w:w="6804" w:type="dxa"/>
+          </w:tcPr>
+          <w:p>
+            <w:pPr>
+              <w:cnfStyle w:val="000000000000" w:firstRow="0" w:lastRow="0" w:firstColumn="0" w:lastColumn="0" w:oddVBand="0" w:evenVBand="0" w:oddHBand="0" w:evenHBand="0" w:firstRowFirstColumn="0" w:firstRowLastColumn="0" w:lastRowFirstColumn="0" w:lastRowLastColumn="0"/>
+              <w:rPr>
+                <w:color w:val="000000" w:themeColor="text1"/>
+              </w:rPr>
+            </w:pPr>
+            <w:r>
+              <w:rPr>
+                <w:color w:val="000000" w:themeColor="text1"/>
+              </w:rPr>
+              <w:t>In die geplante Tool-Chain einarbeiten</w:t>
+            </w:r>
+          </w:p>
+          <w:p>
+            <w:pPr>
+              <w:cnfStyle w:val="000000000000" w:firstRow="0" w:lastRow="0" w:firstColumn="0" w:lastColumn="0" w:oddVBand="0" w:evenVBand="0" w:oddHBand="0" w:evenHBand="0" w:firstRowFirstColumn="0" w:firstRowLastColumn="0" w:lastRowFirstColumn="0" w:lastRowLastColumn="0"/>
+              <w:rPr>
+                <w:color w:val="000000" w:themeColor="text1"/>
+              </w:rPr>
+            </w:pPr>
+            <w:r>
+              <w:rPr>
+                <w:color w:val="000000" w:themeColor="text1"/>
+              </w:rPr>
+              <w:t>Mittels eines Spring-Boot-Tutorials die Programmstruktur erstellen</w:t>
+            </w:r>
+          </w:p>
+          <w:p>
+            <w:pPr>
+              <w:cnfStyle w:val="000000000000" w:firstRow="0" w:lastRow="0" w:firstColumn="0" w:lastColumn="0" w:oddVBand="0" w:evenVBand="0" w:oddHBand="0" w:evenHBand="0" w:firstRowFirstColumn="0" w:firstRowLastColumn="0" w:lastRowFirstColumn="0" w:lastRowLastColumn="0"/>
+              <w:rPr>
+                <w:color w:val="000000" w:themeColor="text1"/>
+              </w:rPr>
+            </w:pPr>
+            <w:r>
+              <w:rPr>
+                <w:color w:val="000000" w:themeColor="text1"/>
+              </w:rPr>
+              <w:t>In REST-API einarbeiten</w:t>
+            </w:r>
+          </w:p>
+        </w:tc>
+      </w:tr>
+      <w:tr>
+        <w:tc>
+          <w:tcPr>
+            <w:cnfStyle w:val="001000000000" w:firstRow="0" w:lastRow="0" w:firstColumn="1" w:lastColumn="0" w:oddVBand="0" w:evenVBand="0" w:oddHBand="0" w:evenHBand="0" w:firstRowFirstColumn="0" w:firstRowLastColumn="0" w:lastRowFirstColumn="0" w:lastRowLastColumn="0"/>
+            <w:tcW w:w="2405" w:type="dxa"/>
+          </w:tcPr>
+          <w:p>
+            <w:pPr>
+              <w:rPr>
+                <w:color w:val="000000" w:themeColor="text1"/>
+              </w:rPr>
+            </w:pPr>
+            <w:r>
+              <w:rPr>
+                <w:color w:val="000000" w:themeColor="text1"/>
+              </w:rPr>
+              <w:t>14. März 2025</w:t>
+            </w:r>
+          </w:p>
+        </w:tc>
+        <w:tc>
+          <w:tcPr>
+            <w:tcW w:w="6804" w:type="dxa"/>
+          </w:tcPr>
+          <w:p>
+            <w:pPr>
+              <w:cnfStyle w:val="000000000000" w:firstRow="0" w:lastRow="0" w:firstColumn="0" w:lastColumn="0" w:oddVBand="0" w:evenVBand="0" w:oddHBand="0" w:evenHBand="0" w:firstRowFirstColumn="0" w:firstRowLastColumn="0" w:lastRowFirstColumn="0" w:lastRowLastColumn="0"/>
+              <w:rPr>
+                <w:color w:val="000000" w:themeColor="text1"/>
+              </w:rPr>
+            </w:pPr>
+            <w:r>
+              <w:rPr>
+                <w:color w:val="000000" w:themeColor="text1"/>
+              </w:rPr>
+              <w:t>Userstory, Mock-Up, SCRUM-Planung und ER-Modell erstellen</w:t>
+            </w:r>
+          </w:p>
+        </w:tc>
+      </w:tr>
+      <w:tr>
+        <w:tc>
+          <w:tcPr>
+            <w:cnfStyle w:val="001000000000" w:firstRow="0" w:lastRow="0" w:firstColumn="1" w:lastColumn="0" w:oddVBand="0" w:evenVBand="0" w:oddHBand="0" w:evenHBand="0" w:firstRowFirstColumn="0" w:firstRowLastColumn="0" w:lastRowFirstColumn="0" w:lastRowLastColumn="0"/>
+            <w:tcW w:w="2405" w:type="dxa"/>
+          </w:tcPr>
+          <w:p>
+            <w:pPr>
+              <w:rPr>
+                <w:color w:val="000000" w:themeColor="text1"/>
+              </w:rPr>
+            </w:pPr>
+            <w:r>
+              <w:rPr>
+                <w:color w:val="000000" w:themeColor="text1"/>
+              </w:rPr>
+              <w:t>07. April 2025</w:t>
+            </w:r>
+          </w:p>
+        </w:tc>
+        <w:tc>
+          <w:tcPr>
+            <w:tcW w:w="6804" w:type="dxa"/>
+          </w:tcPr>
+          <w:p>
+            <w:pPr>
+              <w:cnfStyle w:val="000000000000" w:firstRow="0" w:lastRow="0" w:firstColumn="0" w:lastColumn="0" w:oddVBand="0" w:evenVBand="0" w:oddHBand="0" w:evenHBand="0" w:firstRowFirstColumn="0" w:firstRowLastColumn="0" w:lastRowFirstColumn="0" w:lastRowLastColumn="0"/>
+              <w:rPr>
+                <w:color w:val="000000" w:themeColor="text1"/>
+              </w:rPr>
+            </w:pPr>
+            <w:proofErr w:type="spellStart"/>
+            <w:r>
+              <w:rPr>
+                <w:color w:val="000000" w:themeColor="text1"/>
+              </w:rPr>
+              <w:t>Github</w:t>
+            </w:r>
+            <w:proofErr w:type="spellEnd"/>
+            <w:r>
+              <w:rPr>
+                <w:color w:val="000000" w:themeColor="text1"/>
+              </w:rPr>
+              <w:t xml:space="preserve"> Projektstruktur „</w:t>
+            </w:r>
+            <w:proofErr w:type="spellStart"/>
+            <w:r>
+              <w:rPr>
+                <w:color w:val="000000" w:themeColor="text1"/>
+              </w:rPr>
+              <w:t>forken“</w:t>
+            </w:r>
+            <w:proofErr w:type="spellEnd"/>
+          </w:p>
+          <w:p>
+            <w:pPr>
+              <w:cnfStyle w:val="000000000000" w:firstRow="0" w:lastRow="0" w:firstColumn="0" w:lastColumn="0" w:oddVBand="0" w:evenVBand="0" w:oddHBand="0" w:evenHBand="0" w:firstRowFirstColumn="0" w:firstRowLastColumn="0" w:lastRowFirstColumn="0" w:lastRowLastColumn="0"/>
+              <w:rPr>
+                <w:color w:val="000000" w:themeColor="text1"/>
+              </w:rPr>
+            </w:pPr>
+            <w:r>
+              <w:rPr>
+                <w:color w:val="000000" w:themeColor="text1"/>
+              </w:rPr>
+              <w:t>Eine CRUD-Funktionalität hinzufügen</w:t>
+            </w:r>
+          </w:p>
+        </w:tc>
+      </w:tr>
+      <w:tr>
+        <w:tc>
+          <w:tcPr>
+            <w:cnfStyle w:val="001000000000" w:firstRow="0" w:lastRow="0" w:firstColumn="1" w:lastColumn="0" w:oddVBand="0" w:evenVBand="0" w:oddHBand="0" w:evenHBand="0" w:firstRowFirstColumn="0" w:firstRowLastColumn="0" w:lastRowFirstColumn="0" w:lastRowLastColumn="0"/>
+            <w:tcW w:w="2405" w:type="dxa"/>
+          </w:tcPr>
+          <w:p>
+            <w:pPr>
+              <w:rPr>
+                <w:color w:val="000000" w:themeColor="text1"/>
+              </w:rPr>
+            </w:pPr>
+            <w:r>
+              <w:rPr>
+                <w:color w:val="000000" w:themeColor="text1"/>
+              </w:rPr>
+              <w:t>09. Mai 2025</w:t>
+            </w:r>
+          </w:p>
+        </w:tc>
+        <w:tc>
+          <w:tcPr>
+            <w:tcW w:w="6804" w:type="dxa"/>
+          </w:tcPr>
+          <w:p>
+            <w:pPr>
+              <w:cnfStyle w:val="000000000000" w:firstRow="0" w:lastRow="0" w:firstColumn="0" w:lastColumn="0" w:oddVBand="0" w:evenVBand="0" w:oddHBand="0" w:evenHBand="0" w:firstRowFirstColumn="0" w:firstRowLastColumn="0" w:lastRowFirstColumn="0" w:lastRowLastColumn="0"/>
+              <w:rPr>
+                <w:color w:val="000000" w:themeColor="text1"/>
+              </w:rPr>
+            </w:pPr>
+            <w:r>
+              <w:rPr>
+                <w:color w:val="000000" w:themeColor="text1"/>
+              </w:rPr>
+              <w:t>Ein Front-End Overlay/UI hinzufügen</w:t>
+            </w:r>
+          </w:p>
+          <w:p>
+            <w:pPr>
+              <w:cnfStyle w:val="000000000000" w:firstRow="0" w:lastRow="0" w:firstColumn="0" w:lastColumn="0" w:oddVBand="0" w:evenVBand="0" w:oddHBand="0" w:evenHBand="0" w:firstRowFirstColumn="0" w:firstRowLastColumn="0" w:lastRowFirstColumn="0" w:lastRowLastColumn="0"/>
+              <w:rPr>
+                <w:color w:val="000000" w:themeColor="text1"/>
+              </w:rPr>
+            </w:pPr>
+            <w:r>
+              <w:rPr>
+                <w:color w:val="000000" w:themeColor="text1"/>
+              </w:rPr>
+              <w:t xml:space="preserve">Eine Projektdokumentation </w:t>
+            </w:r>
+            <w:proofErr w:type="gramStart"/>
+            <w:r>
+              <w:rPr>
+                <w:color w:val="000000" w:themeColor="text1"/>
+              </w:rPr>
+              <w:t>erstellen</w:t>
+            </w:r>
+            <w:proofErr w:type="gramEnd"/>
+          </w:p>
+          <w:p>
+            <w:pPr>
+              <w:cnfStyle w:val="000000000000" w:firstRow="0" w:lastRow="0" w:firstColumn="0" w:lastColumn="0" w:oddVBand="0" w:evenVBand="0" w:oddHBand="0" w:evenHBand="0" w:firstRowFirstColumn="0" w:firstRowLastColumn="0" w:lastRowFirstColumn="0" w:lastRowLastColumn="0"/>
+              <w:rPr>
+                <w:color w:val="000000" w:themeColor="text1"/>
+              </w:rPr>
+            </w:pPr>
+            <w:r>
+              <w:rPr>
+                <w:color w:val="000000" w:themeColor="text1"/>
+              </w:rPr>
+              <w:t xml:space="preserve">Eine Projektpräsentation </w:t>
+            </w:r>
+            <w:proofErr w:type="gramStart"/>
+            <w:r>
+              <w:rPr>
+                <w:color w:val="000000" w:themeColor="text1"/>
+              </w:rPr>
+              <w:t>gestalten</w:t>
+            </w:r>
+            <w:proofErr w:type="gramEnd"/>
+          </w:p>
+        </w:tc>
+        <w:bookmarkStart w:id="12" w:name="_GoBack"/>
+        <w:bookmarkEnd w:id="12"/>
+      </w:tr>
+      <w:tr>
+        <w:tc>
+          <w:tcPr>
+            <w:cnfStyle w:val="001000000000" w:firstRow="0" w:lastRow="0" w:firstColumn="1" w:lastColumn="0" w:oddVBand="0" w:evenVBand="0" w:oddHBand="0" w:evenHBand="0" w:firstRowFirstColumn="0" w:firstRowLastColumn="0" w:lastRowFirstColumn="0" w:lastRowLastColumn="0"/>
+            <w:tcW w:w="2405" w:type="dxa"/>
+          </w:tcPr>
+          <w:p>
+            <w:pPr>
+              <w:rPr>
+                <w:color w:val="000000" w:themeColor="text1"/>
+              </w:rPr>
+            </w:pPr>
+            <w:r>
+              <w:rPr>
+                <w:color w:val="000000" w:themeColor="text1"/>
+              </w:rPr>
+              <w:t>30. Mai 2025</w:t>
+            </w:r>
+          </w:p>
+        </w:tc>
+        <w:tc>
+          <w:tcPr>
+            <w:tcW w:w="6804" w:type="dxa"/>
+          </w:tcPr>
+          <w:p>
+            <w:pPr>
+              <w:cnfStyle w:val="000000000000" w:firstRow="0" w:lastRow="0" w:firstColumn="0" w:lastColumn="0" w:oddVBand="0" w:evenVBand="0" w:oddHBand="0" w:evenHBand="0" w:firstRowFirstColumn="0" w:firstRowLastColumn="0" w:lastRowFirstColumn="0" w:lastRowLastColumn="0"/>
+              <w:rPr>
+                <w:color w:val="000000" w:themeColor="text1"/>
+              </w:rPr>
+            </w:pPr>
+            <w:r>
+              <w:rPr>
+                <w:color w:val="000000" w:themeColor="text1"/>
+              </w:rPr>
+              <w:t>Statische HTML-Darstellung hinzufügen</w:t>
+            </w:r>
+          </w:p>
+        </w:tc>
+      </w:tr>
+      <w:tr>
+        <w:tc>
+          <w:tcPr>
+            <w:cnfStyle w:val="001000000000" w:firstRow="0" w:lastRow="0" w:firstColumn="1" w:lastColumn="0" w:oddVBand="0" w:evenVBand="0" w:oddHBand="0" w:evenHBand="0" w:firstRowFirstColumn="0" w:firstRowLastColumn="0" w:lastRowFirstColumn="0" w:lastRowLastColumn="0"/>
+            <w:tcW w:w="2405" w:type="dxa"/>
+          </w:tcPr>
+          <w:p>
+            <w:pPr>
+              <w:rPr>
+                <w:color w:val="000000" w:themeColor="text1"/>
+              </w:rPr>
+            </w:pPr>
+          </w:p>
+        </w:tc>
+        <w:tc>
+          <w:tcPr>
+            <w:tcW w:w="6804" w:type="dxa"/>
+          </w:tcPr>
+          <w:p>
+            <w:pPr>
+              <w:cnfStyle w:val="000000000000" w:firstRow="0" w:lastRow="0" w:firstColumn="0" w:lastColumn="0" w:oddVBand="0" w:evenVBand="0" w:oddHBand="0" w:evenHBand="0" w:firstRowFirstColumn="0" w:firstRowLastColumn="0" w:lastRowFirstColumn="0" w:lastRowLastColumn="0"/>
+              <w:rPr>
+                <w:color w:val="000000" w:themeColor="text1"/>
+              </w:rPr>
+            </w:pPr>
+          </w:p>
+        </w:tc>
+      </w:tr>
+    </w:tbl>
+    <w:p>
+      <w:pPr>
+        <w:rPr>
+          <w:color w:val="E59EDC" w:themeColor="accent5" w:themeTint="66"/>
+        </w:rPr>
+      </w:pPr>
+      <w:r>
+        <w:rPr>
+          <w:color w:val="E59EDC" w:themeColor="accent5" w:themeTint="66"/>
+        </w:rPr>
+        <w:br w:type="page"/>
+      </w:r>
+    </w:p>
+    <w:p>
+      <w:pPr>
+        <w:rPr>
+          <w:color w:val="E59EDC" w:themeColor="accent5" w:themeTint="66"/>
+        </w:rPr>
+      </w:pPr>
+    </w:p>
     <w:p>
       <w:pPr>
         <w:rPr>
@@ -4140,35 +4674,237 @@
         <w:rPr>
           <w:color w:val="000000" w:themeColor="text1"/>
         </w:rPr>
-        <w:t>September 9 - Vorstellung des Lastenhe</w:t>
-      </w:r>
-      <w:bookmarkStart w:id="12" w:name="_GoBack"/>
-      <w:bookmarkEnd w:id="12"/>
-      <w:r>
+        <w:t>September 9 - Vorstellung des Lastenhefts, Teambildung</w:t>
+      </w:r>
+    </w:p>
+    <w:p>
+      <w:pPr>
         <w:rPr>
           <w:color w:val="000000" w:themeColor="text1"/>
         </w:rPr>
-        <w:t>fts, Teambildung</w:t>
-      </w:r>
-    </w:p>
-    <w:p>
-      <w:pPr>
+      </w:pPr>
+      <w:r>
         <w:rPr>
           <w:color w:val="000000" w:themeColor="text1"/>
         </w:rPr>
-      </w:pPr>
+        <w:t>Oktober 1</w:t>
+      </w:r>
       <w:r>
         <w:rPr>
           <w:color w:val="000000" w:themeColor="text1"/>
         </w:rPr>
-        <w:t>Oktober 10 – Tool Chain Vorstellung und Planung</w:t>
-      </w:r>
-    </w:p>
-    <w:p>
-      <w:pPr>
+        <w:t>4</w:t>
+      </w:r>
+      <w:r>
         <w:rPr>
           <w:color w:val="000000" w:themeColor="text1"/>
         </w:rPr>
+        <w:t xml:space="preserve"> – Tool Chain Vorstellung und Planung</w:t>
+      </w:r>
+      <w:r>
+        <w:rPr>
+          <w:color w:val="000000" w:themeColor="text1"/>
+        </w:rPr>
+        <w:t xml:space="preserve">, Spring Boot Tutorial </w:t>
+      </w:r>
+      <w:r>
+        <w:rPr>
+          <w:color w:val="000000" w:themeColor="text1"/>
+        </w:rPr>
+        <w:t>begonnen, REST-API kennengelernt</w:t>
+      </w:r>
+      <w:r>
+        <w:rPr>
+          <w:color w:val="000000" w:themeColor="text1"/>
+        </w:rPr>
+        <w:t>, anhand Spring-Boot-Tutorial Projektstruktur erstellt</w:t>
+      </w:r>
+    </w:p>
+    <w:p>
+      <w:pPr>
+        <w:rPr>
+          <w:color w:val="000000" w:themeColor="text1"/>
+        </w:rPr>
+      </w:pPr>
+    </w:p>
+    <w:p>
+      <w:pPr>
+        <w:rPr>
+          <w:color w:val="000000" w:themeColor="text1"/>
+        </w:rPr>
+      </w:pPr>
+      <w:r>
+        <w:rPr>
+          <w:color w:val="000000" w:themeColor="text1"/>
+        </w:rPr>
+        <w:t>März</w:t>
+      </w:r>
+      <w:r>
+        <w:rPr>
+          <w:color w:val="000000" w:themeColor="text1"/>
+        </w:rPr>
+        <w:t xml:space="preserve"> 14 – </w:t>
+      </w:r>
+      <w:r>
+        <w:rPr>
+          <w:color w:val="000000" w:themeColor="text1"/>
+        </w:rPr>
+        <w:t>Userstory</w:t>
+      </w:r>
+      <w:r>
+        <w:rPr>
+          <w:color w:val="000000" w:themeColor="text1"/>
+        </w:rPr>
+        <w:t>, Mock-Up, SCRUM-Planung</w:t>
+      </w:r>
+      <w:r>
+        <w:rPr>
+          <w:color w:val="000000" w:themeColor="text1"/>
+        </w:rPr>
+        <w:t>, ER-Modell</w:t>
+      </w:r>
+      <w:r>
+        <w:rPr>
+          <w:color w:val="000000" w:themeColor="text1"/>
+        </w:rPr>
+        <w:t xml:space="preserve"> erstellt</w:t>
+      </w:r>
+    </w:p>
+    <w:p>
+      <w:pPr>
+        <w:rPr>
+          <w:color w:val="000000" w:themeColor="text1"/>
+        </w:rPr>
+      </w:pPr>
+      <w:r>
+        <w:rPr>
+          <w:color w:val="000000" w:themeColor="text1"/>
+        </w:rPr>
+        <w:t xml:space="preserve">April 7 – </w:t>
+      </w:r>
+      <w:proofErr w:type="spellStart"/>
+      <w:r>
+        <w:rPr>
+          <w:color w:val="000000" w:themeColor="text1"/>
+        </w:rPr>
+        <w:t>Github</w:t>
+      </w:r>
+      <w:proofErr w:type="spellEnd"/>
+      <w:r>
+        <w:rPr>
+          <w:color w:val="000000" w:themeColor="text1"/>
+        </w:rPr>
+        <w:t xml:space="preserve"> </w:t>
+      </w:r>
+      <w:r>
+        <w:rPr>
+          <w:color w:val="000000" w:themeColor="text1"/>
+        </w:rPr>
+        <w:t xml:space="preserve">wurde </w:t>
+      </w:r>
+      <w:proofErr w:type="spellStart"/>
+      <w:r>
+        <w:rPr>
+          <w:color w:val="000000" w:themeColor="text1"/>
+        </w:rPr>
+        <w:t>geforked</w:t>
+      </w:r>
+      <w:proofErr w:type="spellEnd"/>
+      <w:r>
+        <w:rPr>
+          <w:color w:val="000000" w:themeColor="text1"/>
+        </w:rPr>
+        <w:t>, Programmieren von CRUD-Funktionen begonnen</w:t>
+      </w:r>
+    </w:p>
+    <w:p>
+      <w:pPr>
+        <w:rPr>
+          <w:color w:val="000000" w:themeColor="text1"/>
+        </w:rPr>
+      </w:pPr>
+      <w:r>
+        <w:rPr>
+          <w:color w:val="000000" w:themeColor="text1"/>
+        </w:rPr>
+        <w:t xml:space="preserve">Mai </w:t>
+      </w:r>
+      <w:r>
+        <w:rPr>
+          <w:color w:val="000000" w:themeColor="text1"/>
+        </w:rPr>
+        <w:t>9</w:t>
+      </w:r>
+      <w:r>
+        <w:rPr>
+          <w:color w:val="000000" w:themeColor="text1"/>
+        </w:rPr>
+        <w:t xml:space="preserve"> – </w:t>
+      </w:r>
+      <w:r>
+        <w:rPr>
+          <w:color w:val="000000" w:themeColor="text1"/>
+        </w:rPr>
+        <w:t xml:space="preserve">Programmieren von Front-End Overlay/UI begonnen, </w:t>
+      </w:r>
+      <w:r>
+        <w:rPr>
+          <w:color w:val="000000" w:themeColor="text1"/>
+        </w:rPr>
+        <w:t xml:space="preserve">Dokumentation </w:t>
+      </w:r>
+      <w:r>
+        <w:rPr>
+          <w:color w:val="000000" w:themeColor="text1"/>
+        </w:rPr>
+        <w:t xml:space="preserve">begonnen, </w:t>
+      </w:r>
+      <w:proofErr w:type="spellStart"/>
+      <w:r>
+        <w:rPr>
+          <w:color w:val="000000" w:themeColor="text1"/>
+        </w:rPr>
+        <w:t>Präsentationsgestalltung</w:t>
+      </w:r>
+      <w:proofErr w:type="spellEnd"/>
+      <w:r>
+        <w:rPr>
+          <w:color w:val="000000" w:themeColor="text1"/>
+        </w:rPr>
+        <w:t xml:space="preserve"> begonnen</w:t>
+      </w:r>
+      <w:r>
+        <w:rPr>
+          <w:color w:val="000000" w:themeColor="text1"/>
+        </w:rPr>
+        <w:t xml:space="preserve"> </w:t>
+      </w:r>
+    </w:p>
+    <w:p>
+      <w:pPr>
+        <w:rPr>
+          <w:color w:val="000000" w:themeColor="text1"/>
+        </w:rPr>
+      </w:pPr>
+      <w:r>
+        <w:rPr>
+          <w:color w:val="000000" w:themeColor="text1"/>
+        </w:rPr>
+        <w:t>Mai 30 – Statische HTML Darstellung hinzugefügt &amp; abgeschlossen</w:t>
+      </w:r>
+    </w:p>
+    <w:p>
+      <w:pPr>
+        <w:rPr>
+          <w:color w:val="000000" w:themeColor="text1"/>
+        </w:rPr>
+      </w:pPr>
+    </w:p>
+    <w:p>
+      <w:pPr>
+        <w:rPr>
+          <w:color w:val="000000" w:themeColor="text1"/>
+        </w:rPr>
       </w:pPr>
     </w:p>
     <w:p>
@@ -4260,7 +4996,6 @@
       </w:pPr>
       <w:bookmarkStart w:id="16" w:name="_Toc197883741"/>
       <w:r>
-        <w:lastRenderedPageBreak/>
         <w:t>Analysephase</w:t>
       </w:r>
       <w:bookmarkEnd w:id="16"/>
@@ -4435,6 +5170,7 @@
       </w:pPr>
       <w:bookmarkStart w:id="23" w:name="_Toc197883748"/>
       <w:r>
+        <w:lastRenderedPageBreak/>
         <w:t>Qualitätsanforderungen</w:t>
       </w:r>
       <w:bookmarkEnd w:id="23"/>
@@ -4560,7 +5296,6 @@
       </w:pPr>
       <w:bookmarkStart w:id="29" w:name="_Toc197883754"/>
       <w:r>
-        <w:lastRenderedPageBreak/>
         <w:t>Implementationsphase</w:t>
       </w:r>
       <w:bookmarkEnd w:id="29"/>
@@ -4713,6 +5448,7 @@
       <w:bookmarkStart w:id="35" w:name="_Toc197883760"/>
       <w:proofErr w:type="spellStart"/>
       <w:r>
+        <w:lastRenderedPageBreak/>
         <w:t>Lesson</w:t>
       </w:r>
       <w:proofErr w:type="spellEnd"/>
@@ -8328,6 +9064,60 @@
       <w:bCs/>
     </w:rPr>
   </w:style>
+  <w:style w:type="table" w:styleId="Gitternetztabelle1hell">
+    <w:name w:val="Grid Table 1 Light"/>
+    <w:basedOn w:val="NormaleTabelle"/>
+    <w:uiPriority w:val="46"/>
+    <w:rsid w:val="00A30EB5"/>
+    <w:tblPr>
+      <w:tblStyleRowBandSize w:val="1"/>
+      <w:tblStyleColBandSize w:val="1"/>
+      <w:tblBorders>
+        <w:top w:val="single" w:sz="4" w:space="0" w:color="999999" w:themeColor="text1" w:themeTint="66"/>
+        <w:left w:val="single" w:sz="4" w:space="0" w:color="999999" w:themeColor="text1" w:themeTint="66"/>
+        <w:bottom w:val="single" w:sz="4" w:space="0" w:color="999999" w:themeColor="text1" w:themeTint="66"/>
+        <w:right w:val="single" w:sz="4" w:space="0" w:color="999999" w:themeColor="text1" w:themeTint="66"/>
+        <w:insideH w:val="single" w:sz="4" w:space="0" w:color="999999" w:themeColor="text1" w:themeTint="66"/>
+        <w:insideV w:val="single" w:sz="4" w:space="0" w:color="999999" w:themeColor="text1" w:themeTint="66"/>
+      </w:tblBorders>
+    </w:tblPr>
+    <w:tblStylePr w:type="firstRow">
+      <w:rPr>
+        <w:b/>
+        <w:bCs/>
+      </w:rPr>
+      <w:tblPr/>
+      <w:tcPr>
+        <w:tcBorders>
+          <w:bottom w:val="single" w:sz="12" w:space="0" w:color="666666" w:themeColor="text1" w:themeTint="99"/>
+        </w:tcBorders>
+      </w:tcPr>
+    </w:tblStylePr>
+    <w:tblStylePr w:type="lastRow">
+      <w:rPr>
+        <w:b/>
+        <w:bCs/>
+      </w:rPr>
+      <w:tblPr/>
+      <w:tcPr>
+        <w:tcBorders>
+          <w:top w:val="double" w:sz="2" w:space="0" w:color="666666" w:themeColor="text1" w:themeTint="99"/>
+        </w:tcBorders>
+      </w:tcPr>
+    </w:tblStylePr>
+    <w:tblStylePr w:type="firstCol">
+      <w:rPr>
+        <w:b/>
+        <w:bCs/>
+      </w:rPr>
+    </w:tblStylePr>
+    <w:tblStylePr w:type="lastCol">
+      <w:rPr>
+        <w:b/>
+        <w:bCs/>
+      </w:rPr>
+    </w:tblStylePr>
+  </w:style>
 </w:styles>
 </file>
 
@@ -8631,7 +9421,7 @@
 </file>
 
 <file path=customXml/itemProps1.xml><?xml version="1.0" encoding="utf-8"?>
-<ds:datastoreItem xmlns:ds="http://schemas.openxmlformats.org/officeDocument/2006/customXml" ds:itemID="{A029CCB5-FCD3-4725-B681-A3678AD44B94}">
+<ds:datastoreItem xmlns:ds="http://schemas.openxmlformats.org/officeDocument/2006/customXml" ds:itemID="{E6BC2378-C48C-4976-B678-653A10D1D45E}">
   <ds:schemaRefs>
     <ds:schemaRef ds:uri="http://schemas.openxmlformats.org/officeDocument/2006/bibliography"/>
   </ds:schemaRefs>
